--- a/output/参赛材料/本科组_Track1_第二队/Task03/Final/Track01_Task03_第二队_檐下千秋_测试与迭代记录.docx
+++ b/output/参赛材料/本科组_Track1_第二队/Task03/Final/Track01_Task03_第二队_檐下千秋_测试与迭代记录.docx
@@ -144,13 +144,7 @@
         <w:jc w:val="center"/>
       </w:pPr>
       <w:r>
-        <w:rPr>
-          <w:rFonts w:ascii="宋体" w:hAnsi="宋体" w:eastAsia="宋体"/>
-          <w:b w:val="0"/>
-          <w:color w:val="000000"/>
-          <w:sz w:val="24"/>
-        </w:rPr>
-        <w:t>日期：2026年9月17日</w:t>
+        <w:t>日期：2026年9月30日</w:t>
       </w:r>
     </w:p>
     <w:p>
@@ -177,13 +171,7 @@
         <w:widowControl/>
       </w:pPr>
       <w:r>
-        <w:rPr>
-          <w:rFonts w:ascii="宋体" w:hAnsi="宋体" w:eastAsia="宋体"/>
-          <w:b w:val="0"/>
-          <w:color w:val="000000"/>
-          <w:sz w:val="24"/>
-        </w:rPr>
-        <w:t>本记录覆盖《檐下千秋》从策划评审到内容协议 v10、2026-09-15 可玩性修复版的迭代。2026-09-13 的 DeepSeek 评审、9 月 14 日修复与素材接入、9 月 15 日全流程测试均为既有证据；2026-09-17 的工作为提交材料整理及包体复核。各轮证据独立保存，不把旧结果冒作当日实测。</w:t>
+        <w:t>本记录覆盖《檐下千秋》从策划评审、内容协议v10到2026-09-30 v19角色帧动画版的迭代。9月13日至29日评审、修复及v13–v17验证均为原日期证据；9月30日补入字体、高清截图、角色原画和动作帧，并重新验证客户端及发行EXE。历史记录分别保存，不将自动检查称为真人试玩。</w:t>
       </w:r>
     </w:p>
     <w:p>
@@ -1908,13 +1896,7 @@
         <w:widowControl/>
       </w:pPr>
       <w:r>
-        <w:rPr>
-          <w:rFonts w:ascii="宋体" w:hAnsi="宋体" w:eastAsia="宋体"/>
-          <w:b w:val="0"/>
-          <w:color w:val="000000"/>
-          <w:sz w:val="24"/>
-        </w:rPr>
-        <w:t>本次整理保持游戏逻辑和运行资源不变；只对源码导出配置移除本机模板路径，提供可移植构建说明。历史截图按 JPG/RGB/300dpi 转换，低于要求的图像等比例插值，并在转换清单披露原始尺寸。插值不增加原生细节，不能据此认定完成高清美术重制。</w:t>
+        <w:t>9 月 17 日的整理保持当时的游戏逻辑和运行资源不变；9 月 29 日 v13–v17 随后加入故事与战斗演出、水墨特效、拓印榫卯素材、音画交互和系统中文字体。历史截图按 JPG/RGB/300dpi 转换，低于要求的图像等比例插值，并在转换清单披露原始尺寸；插值不增加原生细节。</w:t>
       </w:r>
     </w:p>
     <w:p>
@@ -1936,13 +1918,7 @@
         <w:widowControl/>
       </w:pPr>
       <w:r>
-        <w:rPr>
-          <w:rFonts w:ascii="宋体" w:hAnsi="宋体" w:eastAsia="宋体"/>
-          <w:b w:val="0"/>
-          <w:color w:val="000000"/>
-          <w:sz w:val="24"/>
-        </w:rPr>
-        <w:t>后期六任务尚缺匹配剧情的独立环境画面，飞鸟山仍使用已有背景，主角仍是程序绘制剪影；独立动画、完整五章原画与字体打包尚未完成。已有素材会如实提交，不用新说明掩盖未实现内容。</w:t>
+        <w:t>十任务与飞鸟山的11张独立背景已接入。9月30日重新在1920×1080渲染30张截图，并用Qwen参考原设计补齐高清主角和Q版。走路、挥笔攻击、受击恢复各六帧已接入探索和战斗，移动时循环走路，动作结束返回待机；防御与闪身保留原变换及特效。Task02共112张JPG，当前导出没有放大旧图。</w:t>
       </w:r>
     </w:p>
     <w:p>
@@ -1950,13 +1926,25 @@
         <w:widowControl/>
       </w:pPr>
       <w:r>
-        <w:rPr>
-          <w:rFonts w:ascii="宋体" w:hAnsi="宋体" w:eastAsia="宋体"/>
-          <w:b w:val="0"/>
-          <w:color w:val="000000"/>
-          <w:sz w:val="24"/>
-        </w:rPr>
-        <w:t>字体与音频结论受原测试机器环境限制；没有验证每种外部音响、显示器或每句配音的发音质量。本次不制作游戏游玩视频。正式提交命名中的数字ID字段按队伍要求填写“第二队”，其与官方“后五位数字”规则的差异单独记入核验清单。</w:t>
+        <w:t>v18起嵌入Noto Serif SC及Noto Sans，关闭系统字体回退；字体OFL许可随包保存。761个独特字符无缺字，278项玩法回归通过。210个WAV可解码，未检出空或近乎静音音频；逐句发音和外部设备效果仍须人工确认。交互演示视频尚待制作。参赛ID按赛方要求为“第二队”。</w:t>
+      </w:r>
+    </w:p>
+    <w:p>
+      <w:pPr>
+        <w:pStyle w:val="Heading1"/>
+      </w:pPr>
+      <w:r>
+        <w:t>2026年9月29日 v13 至 v17 验证补充</w:t>
+      </w:r>
+    </w:p>
+    <w:p>
+      <w:r>
+        <w:t>v13 故事与战斗演出版完成 128 项专项、278 项可玩性回归及真实 EXE 验证；v15 生图拓印榫卯版完成 20 项素材交互检查、278 项回归及真实 EXE 验证；v16 音画交互版完成 37 项专项、278 项回归及真实 EXE 验证；v17 中文字体版完成 39 项专项、278 项回归及真实 EXE 验证。v17 检查覆盖 761 个独特字符，未发现缺字或水平溢出。原始结果保存在 Task03/Original/验证记录/2026-09-29-v13 至 v17。</w:t>
+      </w:r>
+    </w:p>
+    <w:p>
+      <w:r>
+        <w:t>2026-09-30提交副本Go测试与资源审计通过。v19继续通过解谜、战斗特效、剧情、高清入口与278项玩法检查，并验证移动触发帧动画、左右朝向、18张互异透明帧及动作返回待机。正式目录与v19发行逐文件哈希一致；隔离Windows EXE通过服务自动启停、CRC和八项哈希核验。完整真人通关与逐条试听未重做。</w:t>
       </w:r>
     </w:p>
     <w:sectPr>
